--- a/word_reports/LP_0142_위치_709_ferruccio Tagliavini_Roma.docx
+++ b/word_reports/LP_0142_위치_709_ferruccio Tagliavini_Roma.docx
@@ -4,7 +4,7 @@
   <w:body>
     <w:p>
       <w:pPr>
-        <w:spacing w:after="280"/>
+        <w:spacing w:after="80"/>
       </w:pPr>
       <w:r>
         <w:rPr w:rFonts="맑은 고딕">
@@ -13,94 +13,47 @@
           <w:color w:val="1E3A8A"/>
           <w:sz w:val="30"/>
         </w:rPr>
-        <w:t>[709] ferruccio Tagliavini - Romanze Di Sempre</w:t>
+        <w:t>ferruccio Tagliavini (페루치오 탈리아비니) - Romanze Di Sempre</w:t>
       </w:r>
     </w:p>
     <w:p>
       <w:pPr>
-        <w:spacing w:after="320"/>
+        <w:spacing w:after="240"/>
       </w:pPr>
       <w:r>
         <w:rPr w:rFonts="맑은 고딕">
           <w:rFonts w:ascii="맑은 고딕" w:hAnsi="맑은 고딕" w:eastAsia="맑은 고딕"/>
           <w:b/>
-          <w:sz w:val="20"/>
+          <w:color w:val="4B5563"/>
+          <w:sz w:val="22"/>
         </w:rPr>
-        <w:t>■ 위치 : 709</w:t>
-        <w:br/>
-      </w:r>
-      <w:r>
-        <w:rPr w:rFonts="맑은 고딕">
-          <w:rFonts w:ascii="맑은 고딕" w:hAnsi="맑은 고딕" w:eastAsia="맑은 고딕"/>
-          <w:b/>
-          <w:sz w:val="20"/>
-        </w:rPr>
-        <w:t>■ 아티스트 : ferruccio Tagliavini</w:t>
-        <w:br/>
-      </w:r>
-      <w:r>
-        <w:rPr w:rFonts="맑은 고딕">
-          <w:rFonts w:ascii="맑은 고딕" w:hAnsi="맑은 고딕" w:eastAsia="맑은 고딕"/>
-          <w:b/>
-          <w:sz w:val="20"/>
-        </w:rPr>
-        <w:t>■ 앨범명 : Romanze Di Sempre</w:t>
-        <w:br/>
-      </w:r>
-      <w:r>
-        <w:rPr w:rFonts="맑은 고딕">
-          <w:rFonts w:ascii="맑은 고딕" w:hAnsi="맑은 고딕" w:eastAsia="맑은 고딕"/>
-          <w:b w:val="0"/>
-          <w:sz w:val="20"/>
-        </w:rPr>
-        <w:t>■ 음반 레이블 : Cetra (Fonit Cetra)</w:t>
-        <w:br/>
-      </w:r>
-      <w:r>
-        <w:rPr w:rFonts="맑은 고딕">
-          <w:rFonts w:ascii="맑은 고딕" w:hAnsi="맑은 고딕" w:eastAsia="맑은 고딕"/>
-          <w:b w:val="0"/>
-          <w:sz w:val="20"/>
-        </w:rPr>
-        <w:t>■ 발매년도 : 1961</w:t>
-        <w:br/>
-      </w:r>
-      <w:r>
-        <w:rPr w:rFonts="맑은 고딕">
-          <w:rFonts w:ascii="맑은 고딕" w:hAnsi="맑은 고딕" w:eastAsia="맑은 고딕"/>
-          <w:b w:val="0"/>
-          <w:sz w:val="20"/>
-        </w:rPr>
-        <w:t>■ 장르 : 클래식 / 성악 (이탈리아 로망스 및 가곡)</w:t>
-        <w:br/>
-      </w:r>
-      <w:r>
-        <w:rPr w:rFonts="맑은 고딕">
-          <w:rFonts w:ascii="맑은 고딕" w:hAnsi="맑은 고딕" w:eastAsia="맑은 고딕"/>
-          <w:b w:val="0"/>
-          <w:sz w:val="20"/>
-        </w:rPr>
-        <w:t>■ 주요 수록곡 : 1. Musica proibita (금지된 음악) - S. Gastaldon</w:t>
-        <w:br/>
+        <w:t>위치 :  709</w:t>
       </w:r>
     </w:p>
     <w:p>
       <w:pPr>
-        <w:spacing w:after="160"/>
+        <w:spacing w:line="324" w:lineRule="auto" w:before="80" w:after="160"/>
       </w:pPr>
       <w:r>
         <w:rPr w:rFonts="맑은 고딕">
           <w:rFonts w:ascii="맑은 고딕" w:hAnsi="맑은 고딕" w:eastAsia="맑은 고딕"/>
           <w:b/>
           <w:color w:val="1F2937"/>
-          <w:sz w:val="24"/>
+          <w:sz w:val="22"/>
         </w:rPr>
-        <w:t>■ 음반 해설 및 감상 가이드</w:t>
+        <w:t xml:space="preserve">[음반 소개] </w:t>
+      </w:r>
+      <w:r>
+        <w:rPr w:rFonts="맑은 고딕">
+          <w:rFonts w:ascii="맑은 고딕" w:hAnsi="맑은 고딕" w:eastAsia="맑은 고딕"/>
+          <w:b w:val="0"/>
+          <w:sz w:val="21"/>
+        </w:rPr>
       </w:r>
     </w:p>
     <w:p>
       <w:pPr>
-        <w:spacing w:line="312" w:lineRule="auto" w:after="120"/>
+        <w:spacing w:line="324" w:lineRule="auto" w:after="120"/>
       </w:pPr>
       <w:r>
         <w:rPr w:rFonts="맑은 고딕">
@@ -108,51 +61,516 @@
           <w:b w:val="0"/>
           <w:sz w:val="21"/>
         </w:rPr>
-        <w:t>20세기 중반 이탈리아 벨칸토 테너의 황금기를 이끈 페루치오 탈리아비니(Ferruccio Tagliavini)의 명반 《Romanze Di Sempre》(영원한 로망스)는 이탈리아 가곡과 성악 예술의 정수를 담아낸 걸작입니다. '전설적인 테너' 티토 스키파(Tito Schipa)의 정통 후계자로 불리며, 특유의 감미롭고 꿀처럼 달콤한 음색(Voce di miele)으로 전 세계 음악 애호가들을 사로잡았던 탈리아비니는 이 음반을 통해 시대를 초월하여 사랑받는 이탈리아의 언플러그드 로망스들을 지극히 서정적으로 풀어냅니다.</w:t>
+        <w:t>20세기 벨칸토 테너의 황금기를 우아하게 수놓았던 페루치오 탈리아비니가 인류에게 전하는 영원불멸의 이탈리아 낭만 선집입니다. '베냐미노 질리의 진정한 후계자'로 칭송받던 그의 독보적인 메차 보체(Mezza Voce)와 꿀처럼 달콤한 미성은 소박한 살롱 로만체와 칸초네에 숭고한 예술적 생명력을 불어넣습니다. 지중해의 따스한 햇살과 황혼의 애수가 깃든 유려한 프레이징은 시대를 초월하여 오늘날의 애호가들에게도 형언할 수 없는 서정적 감동을 선사합니다.</w:t>
       </w:r>
     </w:p>
     <w:p>
       <w:pPr>
-        <w:spacing w:line="312" w:lineRule="auto" w:after="120"/>
+        <w:spacing w:line="324" w:lineRule="auto" w:before="200" w:after="80"/>
       </w:pPr>
+      <w:r>
+        <w:rPr w:rFonts="맑은 고딕">
+          <w:rFonts w:ascii="맑은 고딕" w:hAnsi="맑은 고딕" w:eastAsia="맑은 고딕"/>
+          <w:b/>
+          <w:color w:val="1E3A8A"/>
+          <w:sz w:val="24"/>
+        </w:rPr>
+        <w:t>1. 음반 데이터</w:t>
+      </w:r>
+    </w:p>
+    <w:p>
+      <w:pPr>
+        <w:spacing w:line="324" w:lineRule="auto" w:after="80"/>
+      </w:pPr>
+      <w:r>
+        <w:rPr w:rFonts="맑은 고딕">
+          <w:rFonts w:ascii="맑은 고딕" w:hAnsi="맑은 고딕" w:eastAsia="맑은 고딕"/>
+          <w:b w:val="0"/>
+          <w:color w:val="6B7280"/>
+          <w:sz w:val="21"/>
+        </w:rPr>
+        <w:t xml:space="preserve">· </w:t>
+      </w:r>
+      <w:r>
+        <w:rPr w:rFonts="맑은 고딕">
+          <w:rFonts w:ascii="맑은 고딕" w:hAnsi="맑은 고딕" w:eastAsia="맑은 고딕"/>
+          <w:b/>
+          <w:color w:val="1F2937"/>
+          <w:sz w:val="21"/>
+        </w:rPr>
+        <w:t xml:space="preserve">앨범명: </w:t>
+      </w:r>
       <w:r>
         <w:rPr w:rFonts="맑은 고딕">
           <w:rFonts w:ascii="맑은 고딕" w:hAnsi="맑은 고딕" w:eastAsia="맑은 고딕"/>
           <w:b w:val="0"/>
           <w:sz w:val="21"/>
         </w:rPr>
-        <w:t>본 음반의 가장 큰 음악적 가치는 탈리아비니만의 독보적인 '메짜 보체(Mezza voce, 소리를 줄여 밀도 있게 노래하는 가창법)' 기술에 있습니다. 드라마틱한 고음의 폭발보다는 delicate한 강약 조절과 완벽한 호흡 제어를 바탕으로, 한 구절 한 구절에 깊은 시적 감성을 불어넣습니다. 가스탈돈, 토스티, 데 커티스 등 이탈리아 명작곡가들의 멜로디는 그의 절제되면서도 뜨거운 호흡을 거치며 단순한 통속 가곡을 넘어 한 편의 품격 높은 예술 노래로 승화됩니다.</w:t>
+        <w:t>Romanze Di Sempre</w:t>
       </w:r>
     </w:p>
     <w:p>
       <w:pPr>
-        <w:spacing w:line="312" w:lineRule="auto" w:after="120"/>
+        <w:spacing w:line="324" w:lineRule="auto" w:after="80"/>
       </w:pPr>
+      <w:r>
+        <w:rPr w:rFonts="맑은 고딕">
+          <w:rFonts w:ascii="맑은 고딕" w:hAnsi="맑은 고딕" w:eastAsia="맑은 고딕"/>
+          <w:b w:val="0"/>
+          <w:color w:val="6B7280"/>
+          <w:sz w:val="21"/>
+        </w:rPr>
+        <w:t xml:space="preserve">· </w:t>
+      </w:r>
+      <w:r>
+        <w:rPr w:rFonts="맑은 고딕">
+          <w:rFonts w:ascii="맑은 고딕" w:hAnsi="맑은 고딕" w:eastAsia="맑은 고딕"/>
+          <w:b/>
+          <w:color w:val="1F2937"/>
+          <w:sz w:val="21"/>
+        </w:rPr>
+        <w:t xml:space="preserve">아티스트: </w:t>
+      </w:r>
       <w:r>
         <w:rPr w:rFonts="맑은 고딕">
           <w:rFonts w:ascii="맑은 고딕" w:hAnsi="맑은 고딕" w:eastAsia="맑은 고딕"/>
           <w:b w:val="0"/>
           <w:sz w:val="21"/>
         </w:rPr>
-        <w:t>대표 수록곡인 가스탈돈의 〈Musica proibita〉에서는 은밀하고도 열정적인 사랑의 고백을 단아한 어조로 노래하며, 데 커티스의 〈Non ti scordar di me〉와 토스티의 〈Ideale〉에서는 아련한 향수와 그리움을 한없이 아름다운 레가토(Legato)로 그려냅니다. LP 매체 특유의 따스한 아날로그 질감은 탈리아비니의 벨벳 같은 음색을 더욱 입체적으로 살려주어, 마치 1960년대 이탈리아의 고풍스러운 음악홀 한가운데 서 있는 듯한 착각을 불러일으킵니다.</w:t>
+        <w:t>ferruccio Tagliavini (페루치오 탈리아비니)</w:t>
       </w:r>
     </w:p>
     <w:p>
       <w:pPr>
-        <w:spacing w:line="312" w:lineRule="auto" w:after="120"/>
+        <w:spacing w:line="324" w:lineRule="auto" w:after="80"/>
       </w:pPr>
+      <w:r>
+        <w:rPr w:rFonts="맑은 고딕">
+          <w:rFonts w:ascii="맑은 고딕" w:hAnsi="맑은 고딕" w:eastAsia="맑은 고딕"/>
+          <w:b w:val="0"/>
+          <w:color w:val="6B7280"/>
+          <w:sz w:val="21"/>
+        </w:rPr>
+        <w:t xml:space="preserve">· </w:t>
+      </w:r>
+      <w:r>
+        <w:rPr w:rFonts="맑은 고딕">
+          <w:rFonts w:ascii="맑은 고딕" w:hAnsi="맑은 고딕" w:eastAsia="맑은 고딕"/>
+          <w:b/>
+          <w:color w:val="1F2937"/>
+          <w:sz w:val="21"/>
+        </w:rPr>
+        <w:t xml:space="preserve">발매 정보: </w:t>
+      </w:r>
       <w:r>
         <w:rPr w:rFonts="맑은 고딕">
           <w:rFonts w:ascii="맑은 고딕" w:hAnsi="맑은 고딕" w:eastAsia="맑은 고딕"/>
           <w:b w:val="0"/>
           <w:sz w:val="21"/>
         </w:rPr>
-        <w:t>《Romanze Di Sempre》는 단지 지나간 시절의 음원 기록에 그치지 않고, 벨칸토 가창의 정교함과 이탈리아인의 지중해적 감성이 완벽한 조화를 이룬 성악 예술의 정점입니다. 정통 성악 감상자는 물론 아름다운 멜로디를 찾는 모든 음악 애호가들에게 깊은 여운과 품격 있는 감동을 선사하는 귀중한 아날로그 유산입니다.</w:t>
+        <w:t>이탈리아 성악 예술의 중흥기였던 20세기 중반 명문 레이블을 통해 기획된 음반으로, 오페라 무대를 넘어 시대를 아우르며 사랑받아 온 전통적인 이탈리아 로만체와 서정 가곡들을 엄선하여 거장의 원숙한 해석으로 담아낸 기념비적 명반입니다.</w:t>
+      </w:r>
+    </w:p>
+    <w:p>
+      <w:pPr>
+        <w:spacing w:line="324" w:lineRule="auto" w:after="80"/>
+      </w:pPr>
+      <w:r>
+        <w:rPr w:rFonts="맑은 고딕">
+          <w:rFonts w:ascii="맑은 고딕" w:hAnsi="맑은 고딕" w:eastAsia="맑은 고딕"/>
+          <w:b w:val="0"/>
+          <w:color w:val="6B7280"/>
+          <w:sz w:val="21"/>
+        </w:rPr>
+        <w:t xml:space="preserve">· </w:t>
+      </w:r>
+      <w:r>
+        <w:rPr w:rFonts="맑은 고딕">
+          <w:rFonts w:ascii="맑은 고딕" w:hAnsi="맑은 고딕" w:eastAsia="맑은 고딕"/>
+          <w:b/>
+          <w:color w:val="1F2937"/>
+          <w:sz w:val="21"/>
+        </w:rPr>
+        <w:t xml:space="preserve">LP 인기도(판매량): </w:t>
+      </w:r>
+      <w:r>
+        <w:rPr w:rFonts="맑은 고딕">
+          <w:rFonts w:ascii="맑은 고딕" w:hAnsi="맑은 고딕" w:eastAsia="맑은 고딕"/>
+          <w:b w:val="0"/>
+          <w:sz w:val="21"/>
+        </w:rPr>
+        <w:t>발매 당시 이탈리아 본토는 물론 유럽 전역과 미국 성악 애호가들 사이에서 폭발적인 반응을 이끌어냈으며, 정통 오페라 팬과 대중적 팝·가곡 애호가 층을 동시에 흡수하며 오랜 세월 꾸준히 팔려나간 스테디셀러로 확고한 상업적 성공을 거두었습니다.</w:t>
+      </w:r>
+    </w:p>
+    <w:p>
+      <w:pPr>
+        <w:spacing w:line="324" w:lineRule="auto" w:after="80"/>
+      </w:pPr>
+      <w:r>
+        <w:rPr w:rFonts="맑은 고딕">
+          <w:rFonts w:ascii="맑은 고딕" w:hAnsi="맑은 고딕" w:eastAsia="맑은 고딕"/>
+          <w:b w:val="0"/>
+          <w:color w:val="6B7280"/>
+          <w:sz w:val="21"/>
+        </w:rPr>
+        <w:t xml:space="preserve">· </w:t>
+      </w:r>
+      <w:r>
+        <w:rPr w:rFonts="맑은 고딕">
+          <w:rFonts w:ascii="맑은 고딕" w:hAnsi="맑은 고딕" w:eastAsia="맑은 고딕"/>
+          <w:b/>
+          <w:color w:val="1F2937"/>
+          <w:sz w:val="21"/>
+        </w:rPr>
+        <w:t xml:space="preserve">각종 수상경력: </w:t>
+      </w:r>
+      <w:r>
+        <w:rPr w:rFonts="맑은 고딕">
+          <w:rFonts w:ascii="맑은 고딕" w:hAnsi="맑은 고딕" w:eastAsia="맑은 고딕"/>
+          <w:b w:val="0"/>
+          <w:sz w:val="21"/>
+        </w:rPr>
+        <w:t>대중가요 차트의 순위를 뛰어넘어, 당대 유수의 음악 평단으로부터 "이탈리아 가곡이 지녀야 할 순수한 벨칸토 미학의 결정체"이자 "로만체 해석의 교과서"라는 만장일치의 상찬과 함께 역사적 명연으로 공인받았습니다.</w:t>
+      </w:r>
+    </w:p>
+    <w:p>
+      <w:pPr>
+        <w:spacing w:line="324" w:lineRule="auto" w:before="200" w:after="80"/>
+      </w:pPr>
+      <w:r>
+        <w:rPr w:rFonts="맑은 고딕">
+          <w:rFonts w:ascii="맑은 고딕" w:hAnsi="맑은 고딕" w:eastAsia="맑은 고딕"/>
+          <w:b/>
+          <w:color w:val="1E3A8A"/>
+          <w:sz w:val="24"/>
+        </w:rPr>
+        <w:t>2. 아티스트 정보</w:t>
+      </w:r>
+    </w:p>
+    <w:p>
+      <w:pPr>
+        <w:spacing w:line="324" w:lineRule="auto" w:after="80"/>
+      </w:pPr>
+      <w:r>
+        <w:rPr w:rFonts="맑은 고딕">
+          <w:rFonts w:ascii="맑은 고딕" w:hAnsi="맑은 고딕" w:eastAsia="맑은 고딕"/>
+          <w:b w:val="0"/>
+          <w:color w:val="6B7280"/>
+          <w:sz w:val="21"/>
+        </w:rPr>
+        <w:t xml:space="preserve">· </w:t>
+      </w:r>
+      <w:r>
+        <w:rPr w:rFonts="맑은 고딕">
+          <w:rFonts w:ascii="맑은 고딕" w:hAnsi="맑은 고딕" w:eastAsia="맑은 고딕"/>
+          <w:b/>
+          <w:color w:val="1F2937"/>
+          <w:sz w:val="21"/>
+        </w:rPr>
+        <w:t xml:space="preserve">국적: </w:t>
+      </w:r>
+      <w:r>
+        <w:rPr w:rFonts="맑은 고딕">
+          <w:rFonts w:ascii="맑은 고딕" w:hAnsi="맑은 고딕" w:eastAsia="맑은 고딕"/>
+          <w:b w:val="0"/>
+          <w:sz w:val="21"/>
+        </w:rPr>
+        <w:t>이탈리아 (Italy)</w:t>
+      </w:r>
+    </w:p>
+    <w:p>
+      <w:pPr>
+        <w:spacing w:line="324" w:lineRule="auto" w:after="80"/>
+      </w:pPr>
+      <w:r>
+        <w:rPr w:rFonts="맑은 고딕">
+          <w:rFonts w:ascii="맑은 고딕" w:hAnsi="맑은 고딕" w:eastAsia="맑은 고딕"/>
+          <w:b w:val="0"/>
+          <w:color w:val="6B7280"/>
+          <w:sz w:val="21"/>
+        </w:rPr>
+        <w:t xml:space="preserve">· </w:t>
+      </w:r>
+      <w:r>
+        <w:rPr w:rFonts="맑은 고딕">
+          <w:rFonts w:ascii="맑은 고딕" w:hAnsi="맑은 고딕" w:eastAsia="맑은 고딕"/>
+          <w:b/>
+          <w:color w:val="1F2937"/>
+          <w:sz w:val="21"/>
+        </w:rPr>
+        <w:t xml:space="preserve">생몰년도: </w:t>
+      </w:r>
+      <w:r>
+        <w:rPr w:rFonts="맑은 고딕">
+          <w:rFonts w:ascii="맑은 고딕" w:hAnsi="맑은 고딕" w:eastAsia="맑은 고딕"/>
+          <w:b w:val="0"/>
+          <w:sz w:val="21"/>
+        </w:rPr>
+        <w:t>1913년 8월 14일 ~ 1995년 1월 28일</w:t>
+      </w:r>
+    </w:p>
+    <w:p>
+      <w:pPr>
+        <w:spacing w:line="324" w:lineRule="auto" w:after="80"/>
+      </w:pPr>
+      <w:r>
+        <w:rPr w:rFonts="맑은 고딕">
+          <w:rFonts w:ascii="맑은 고딕" w:hAnsi="맑은 고딕" w:eastAsia="맑은 고딕"/>
+          <w:b w:val="0"/>
+          <w:color w:val="6B7280"/>
+          <w:sz w:val="21"/>
+        </w:rPr>
+        <w:t xml:space="preserve">· </w:t>
+      </w:r>
+      <w:r>
+        <w:rPr w:rFonts="맑은 고딕">
+          <w:rFonts w:ascii="맑은 고딕" w:hAnsi="맑은 고딕" w:eastAsia="맑은 고딕"/>
+          <w:b/>
+          <w:color w:val="1F2937"/>
+          <w:sz w:val="21"/>
+        </w:rPr>
+        <w:t xml:space="preserve">그룹 소속: </w:t>
+      </w:r>
+      <w:r>
+        <w:rPr w:rFonts="맑은 고딕">
+          <w:rFonts w:ascii="맑은 고딕" w:hAnsi="맑은 고딕" w:eastAsia="맑은 고딕"/>
+          <w:b w:val="0"/>
+          <w:sz w:val="21"/>
+        </w:rPr>
+        <w:t>솔로 (리릭 테너)</w:t>
+      </w:r>
+    </w:p>
+    <w:p>
+      <w:pPr>
+        <w:spacing w:line="324" w:lineRule="auto" w:after="80"/>
+      </w:pPr>
+      <w:r>
+        <w:rPr w:rFonts="맑은 고딕">
+          <w:rFonts w:ascii="맑은 고딕" w:hAnsi="맑은 고딕" w:eastAsia="맑은 고딕"/>
+          <w:b w:val="0"/>
+          <w:color w:val="6B7280"/>
+          <w:sz w:val="21"/>
+        </w:rPr>
+        <w:t xml:space="preserve">· </w:t>
+      </w:r>
+      <w:r>
+        <w:rPr w:rFonts="맑은 고딕">
+          <w:rFonts w:ascii="맑은 고딕" w:hAnsi="맑은 고딕" w:eastAsia="맑은 고딕"/>
+          <w:b/>
+          <w:color w:val="1F2937"/>
+          <w:sz w:val="21"/>
+        </w:rPr>
+        <w:t xml:space="preserve">아티스트 소개: </w:t>
+      </w:r>
+      <w:r>
+        <w:rPr w:rFonts="맑은 고딕">
+          <w:rFonts w:ascii="맑은 고딕" w:hAnsi="맑은 고딕" w:eastAsia="맑은 고딕"/>
+          <w:b w:val="0"/>
+          <w:sz w:val="21"/>
+        </w:rPr>
+        <w:t>페루치오 탈리아비니는 밀라노 라 스칼라와 뉴욕 메트로폴리탄 오페라를 사로잡았던 20세기 가장 위대한 리릭 테너 중 한 명입니다. 비단결처럼 부드러운 음색과 숨이 멎을 듯 섬세한 피아니시모 조절력으로 오페라 아리아뿐만 아니라 대중적인 이탈리아 가곡을 최고조의 예술적 경지로 끌어올렸습니다.</w:t>
+      </w:r>
+    </w:p>
+    <w:p>
+      <w:pPr>
+        <w:spacing w:line="324" w:lineRule="auto" w:before="200" w:after="80"/>
+      </w:pPr>
+      <w:r>
+        <w:rPr w:rFonts="맑은 고딕">
+          <w:rFonts w:ascii="맑은 고딕" w:hAnsi="맑은 고딕" w:eastAsia="맑은 고딕"/>
+          <w:b/>
+          <w:color w:val="1E3A8A"/>
+          <w:sz w:val="24"/>
+        </w:rPr>
+        <w:t>3. 음반 상세 분석</w:t>
+      </w:r>
+    </w:p>
+    <w:p>
+      <w:pPr>
+        <w:spacing w:line="324" w:lineRule="auto" w:after="80"/>
+      </w:pPr>
+      <w:r>
+        <w:rPr w:rFonts="맑은 고딕">
+          <w:rFonts w:ascii="맑은 고딕" w:hAnsi="맑은 고딕" w:eastAsia="맑은 고딕"/>
+          <w:b w:val="0"/>
+          <w:color w:val="6B7280"/>
+          <w:sz w:val="21"/>
+        </w:rPr>
+        <w:t xml:space="preserve">· </w:t>
+      </w:r>
+      <w:r>
+        <w:rPr w:rFonts="맑은 고딕">
+          <w:rFonts w:ascii="맑은 고딕" w:hAnsi="맑은 고딕" w:eastAsia="맑은 고딕"/>
+          <w:b/>
+          <w:color w:val="1F2937"/>
+          <w:sz w:val="21"/>
+        </w:rPr>
+        <w:t xml:space="preserve">역사적 위치: </w:t>
+      </w:r>
+      <w:r>
+        <w:rPr w:rFonts="맑은 고딕">
+          <w:rFonts w:ascii="맑은 고딕" w:hAnsi="맑은 고딕" w:eastAsia="맑은 고딕"/>
+          <w:b w:val="0"/>
+          <w:sz w:val="21"/>
+        </w:rPr>
+        <w:t>클래식 성악 기교와 대중적 멜로디가 가장 완벽한 균형을 이룬 성악 음반사(史)의 걸작입니다. 자칫 통속적으로 흐를 수 있는 대중 로만체를 탈리아비니 특유의 고귀한 품격과 벨칸토 양식의 유려함으로 정화하여, 성악 애호가들에게 '가장 품위 있는 크로스오버의 선구적 전형'으로 자리매김하고 있습니다.</w:t>
+      </w:r>
+    </w:p>
+    <w:p>
+      <w:pPr>
+        <w:spacing w:line="324" w:lineRule="auto" w:after="80"/>
+      </w:pPr>
+      <w:r>
+        <w:rPr w:rFonts="맑은 고딕">
+          <w:rFonts w:ascii="맑은 고딕" w:hAnsi="맑은 고딕" w:eastAsia="맑은 고딕"/>
+          <w:b w:val="0"/>
+          <w:color w:val="6B7280"/>
+          <w:sz w:val="21"/>
+        </w:rPr>
+        <w:t xml:space="preserve">· </w:t>
+      </w:r>
+      <w:r>
+        <w:rPr w:rFonts="맑은 고딕">
+          <w:rFonts w:ascii="맑은 고딕" w:hAnsi="맑은 고딕" w:eastAsia="맑은 고딕"/>
+          <w:b/>
+          <w:color w:val="1F2937"/>
+          <w:sz w:val="21"/>
+        </w:rPr>
+        <w:t xml:space="preserve">시대의 흔적(스토리텔링): </w:t>
+      </w:r>
+      <w:r>
+        <w:rPr w:rFonts="맑은 고딕">
+          <w:rFonts w:ascii="맑은 고딕" w:hAnsi="맑은 고딕" w:eastAsia="맑은 고딕"/>
+          <w:b w:val="0"/>
+          <w:sz w:val="21"/>
+        </w:rPr>
+        <w:t>전쟁의 상흔을 딛고 눈부신 경제 부흥을 맞이하던 당대인들에게 이 음반은 아련한 옛 시절의 순수와 잃어버린 서정을 되찾아주는 영혼의 쉼터였습니다. 황혼 녘 지중해의 노천카페와 고즈넉한 골목길에 울려 퍼지던 애틋한 멜로디는 그 시절 청춘들에게는 뜨거운 사랑의 고백이었으며, 오늘날 우리에게는 낭만주의 시대에 대한 짙은 노스탤지어를 불러일으킵니다.</w:t>
+      </w:r>
+    </w:p>
+    <w:p>
+      <w:pPr>
+        <w:spacing w:line="324" w:lineRule="auto" w:before="200" w:after="80"/>
+      </w:pPr>
+      <w:r>
+        <w:rPr w:rFonts="맑은 고딕">
+          <w:rFonts w:ascii="맑은 고딕" w:hAnsi="맑은 고딕" w:eastAsia="맑은 고딕"/>
+          <w:b/>
+          <w:color w:val="1E3A8A"/>
+          <w:sz w:val="24"/>
+        </w:rPr>
+        <w:t>4. 주요 수록곡 및 감상 제언</w:t>
+      </w:r>
+    </w:p>
+    <w:p>
+      <w:pPr>
+        <w:spacing w:line="324" w:lineRule="auto" w:after="80"/>
+      </w:pPr>
+      <w:r>
+        <w:rPr w:rFonts="맑은 고딕">
+          <w:rFonts w:ascii="맑은 고딕" w:hAnsi="맑은 고딕" w:eastAsia="맑은 고딕"/>
+          <w:b w:val="0"/>
+          <w:color w:val="6B7280"/>
+          <w:sz w:val="21"/>
+        </w:rPr>
+        <w:t xml:space="preserve">· </w:t>
+      </w:r>
+      <w:r>
+        <w:rPr w:rFonts="맑은 고딕">
+          <w:rFonts w:ascii="맑은 고딕" w:hAnsi="맑은 고딕" w:eastAsia="맑은 고딕"/>
+          <w:b/>
+          <w:color w:val="1F2937"/>
+          <w:sz w:val="21"/>
+        </w:rPr>
+        <w:t xml:space="preserve">주요 수록곡 특징: </w:t>
+      </w:r>
+      <w:r>
+        <w:rPr w:rFonts="맑은 고딕">
+          <w:rFonts w:ascii="맑은 고딕" w:hAnsi="맑은 고딕" w:eastAsia="맑은 고딕"/>
+          <w:b w:val="0"/>
+          <w:sz w:val="21"/>
+        </w:rPr>
+        <w:t>토스티의 서정미 넘치는 가곡들을 비롯하여 'Non ti scordar di me(나를 잊지 마오)', 'Musica proibita(금지된 음악)' 등 시대를 관통하는 명선율들이 수록되어 있습니다. 과도한 과시적 기교를 배제하고 가사 한마디 한마디에 진심을 담아 속삭이듯 노래하는 그의 음성은 슬픔마저도 한 폭의 수채화처럼 아름답게 승화시킵니다.</w:t>
+      </w:r>
+    </w:p>
+    <w:p>
+      <w:pPr>
+        <w:spacing w:line="324" w:lineRule="auto" w:after="80"/>
+      </w:pPr>
+      <w:r>
+        <w:rPr w:rFonts="맑은 고딕">
+          <w:rFonts w:ascii="맑은 고딕" w:hAnsi="맑은 고딕" w:eastAsia="맑은 고딕"/>
+          <w:b w:val="0"/>
+          <w:color w:val="6B7280"/>
+          <w:sz w:val="21"/>
+        </w:rPr>
+        <w:t xml:space="preserve">· </w:t>
+      </w:r>
+      <w:r>
+        <w:rPr w:rFonts="맑은 고딕">
+          <w:rFonts w:ascii="맑은 고딕" w:hAnsi="맑은 고딕" w:eastAsia="맑은 고딕"/>
+          <w:b/>
+          <w:color w:val="1F2937"/>
+          <w:sz w:val="21"/>
+        </w:rPr>
+        <w:t xml:space="preserve">빈티지 감상 제언: </w:t>
+      </w:r>
+      <w:r>
+        <w:rPr w:rFonts="맑은 고딕">
+          <w:rFonts w:ascii="맑은 고딕" w:hAnsi="맑은 고딕" w:eastAsia="맑은 고딕"/>
+          <w:b w:val="0"/>
+          <w:sz w:val="21"/>
+        </w:rPr>
+        <w:t>LP 특유의 은은한 표면 잡음 위로 진공관 앰프의 온기가 더해질 때, 탈리아비니의 벨벳 같은 중음역과 공기 중에 부드럽게 퍼져나가는 고음의 잔향이 극대화됩니다. 턴테이블의 바늘 끝을 타고 흐르는 풍부한 배음은 마치 연주자가 감상자만을 위해 아늑한 살롱에서 헌정 세레나데를 부르는 듯한 친밀한 현장감을 선사합니다.</w:t>
+      </w:r>
+    </w:p>
+    <w:p>
+      <w:pPr>
+        <w:spacing w:line="324" w:lineRule="auto" w:after="80"/>
+      </w:pPr>
+      <w:r>
+        <w:rPr w:rFonts="맑은 고딕">
+          <w:rFonts w:ascii="맑은 고딕" w:hAnsi="맑은 고딕" w:eastAsia="맑은 고딕"/>
+          <w:b w:val="0"/>
+          <w:color w:val="6B7280"/>
+          <w:sz w:val="21"/>
+        </w:rPr>
+        <w:t xml:space="preserve">· </w:t>
+      </w:r>
+      <w:r>
+        <w:rPr w:rFonts="맑은 고딕">
+          <w:rFonts w:ascii="맑은 고딕" w:hAnsi="맑은 고딕" w:eastAsia="맑은 고딕"/>
+          <w:b/>
+          <w:color w:val="1F2937"/>
+          <w:sz w:val="21"/>
+        </w:rPr>
+        <w:t xml:space="preserve">소장 가치: </w:t>
+      </w:r>
+      <w:r>
+        <w:rPr w:rFonts="맑은 고딕">
+          <w:rFonts w:ascii="맑은 고딕" w:hAnsi="맑은 고딕" w:eastAsia="맑은 고딕"/>
+          <w:b w:val="0"/>
+          <w:sz w:val="21"/>
+        </w:rPr>
+        <w:t>디지털 마스터링으로는 결코 온전히 포착해낼 수 없는 아날로그 전성기 시절 성악의 따스한 질감과 거장의 호흡이 고스란히 담겨 있습니다. 이탈리아 벨칸토 황금기의 찬란한 유산을 소유하고자 하는 빈티지 LP 컬렉터라면 반드시 라이브러리에 갖추어야 할 대체 불가능한 소장 가치를 지닙니다.</w:t>
+      </w:r>
+    </w:p>
+    <w:p>
+      <w:pPr>
+        <w:spacing w:line="324" w:lineRule="auto" w:after="120" w:before="160"/>
+      </w:pPr>
+      <w:r>
+        <w:rPr w:rFonts="맑은 고딕">
+          <w:rFonts w:ascii="맑은 고딕" w:hAnsi="맑은 고딕" w:eastAsia="맑은 고딕"/>
+          <w:b/>
+          <w:color w:val="4338CA"/>
+          <w:sz w:val="21"/>
+        </w:rPr>
+        <w:t>이 음반을 통해 아날로그 턴테이블 위로 피어오르는 탈리아비니의 감미로운 미성과 지중해의 노을빛 낭만이 전해주는 감동을 다시 한번 경험해 보시는 것은 어떨까요?</w:t>
       </w:r>
     </w:p>
     <w:sectPr>
       <w:pgSz w:w="12240" w:h="15840"/>
-      <w:pgMar w:top="1440" w:right="1440" w:bottom="1440" w:left="1440" w:header="720" w:footer="720" w:gutter="0"/>
+      <w:pgMar w:top="1152" w:right="1296" w:bottom="1152" w:left="1296" w:header="720" w:footer="720" w:gutter="0"/>
       <w:cols w:space="720"/>
       <w:docGrid w:linePitch="360"/>
     </w:sectPr>

--- a/word_reports/LP_0142_위치_709_ferruccio Tagliavini_Roma.docx
+++ b/word_reports/LP_0142_위치_709_ferruccio Tagliavini_Roma.docx
@@ -32,7 +32,7 @@
     </w:p>
     <w:p>
       <w:pPr>
-        <w:spacing w:line="324" w:lineRule="auto" w:before="80" w:after="160"/>
+        <w:spacing w:line="324" w:lineRule="auto" w:before="80" w:after="120"/>
       </w:pPr>
       <w:r>
         <w:rPr w:rFonts="맑은 고딕">
@@ -42,13 +42,6 @@
           <w:sz w:val="22"/>
         </w:rPr>
         <w:t xml:space="preserve">[음반 소개] </w:t>
-      </w:r>
-      <w:r>
-        <w:rPr w:rFonts="맑은 고딕">
-          <w:rFonts w:ascii="맑은 고딕" w:hAnsi="맑은 고딕" w:eastAsia="맑은 고딕"/>
-          <w:b w:val="0"/>
-          <w:sz w:val="21"/>
-        </w:rPr>
       </w:r>
     </w:p>
     <w:p>
@@ -61,7 +54,33 @@
           <w:b w:val="0"/>
           <w:sz w:val="21"/>
         </w:rPr>
-        <w:t>20세기 벨칸토 테너의 황금기를 우아하게 수놓았던 페루치오 탈리아비니가 인류에게 전하는 영원불멸의 이탈리아 낭만 선집입니다. '베냐미노 질리의 진정한 후계자'로 칭송받던 그의 독보적인 메차 보체(Mezza Voce)와 꿀처럼 달콤한 미성은 소박한 살롱 로만체와 칸초네에 숭고한 예술적 생명력을 불어넣습니다. 지중해의 따스한 햇살과 황혼의 애수가 깃든 유려한 프레이징은 시대를 초월하여 오늘날의 애호가들에게도 형언할 수 없는 서정적 감동을 선사합니다.</w:t>
+        <w:t>20세기 성악사에서 ‘꿀처럼 달콤하고 부드러운 음색(Voce di miele)’이라는 찬사를 오롯이 자신만의 것으로 만든 테너, 페루치오 탈리아비니(Ferruccio Tagliavini)의 예술적 정수를 담아낸 걸작 음반 《Romanze Di Sempre》는 이탈리아 서정 가곡의 찬란한 유산을 증명하는 불멸의 기록입니다. 벨칸토 오페라의 전설적 거장 티토 스키파(Tito Schipa)의 진정한 후계자로 평가받았던 그는, 대편성 오케스트라를 뚫고 나오는 압도적인 음량 대신 영혼의 가장 깊은 현을 건드리는 유려한 프레이징과 마법 같은 메차 보체(Mezza voce)로 전 세계 음악 애호가들의 심장을 적셨습니다. 본 음반은 1950~60년대 이탈리아 음반 산업의 황금기에 탄생하여, 거장의 절정기 기량이 한 폭의 수채화처럼 담긴 기념비적인 명반으로 평가받고 있습니다.</w:t>
+      </w:r>
+    </w:p>
+    <w:p>
+      <w:pPr>
+        <w:spacing w:line="324" w:lineRule="auto" w:after="120"/>
+      </w:pPr>
+      <w:r>
+        <w:rPr w:rFonts="맑은 고딕">
+          <w:rFonts w:ascii="맑은 고딕" w:hAnsi="맑은 고딕" w:eastAsia="맑은 고딕"/>
+          <w:b w:val="0"/>
+          <w:sz w:val="21"/>
+        </w:rPr>
+        <w:t>이 앨범은 단순한 살롱 로만차(Romanza da salotto)나 칸초네의 모음집을 넘어, 이탈리아 성악 예술이 지닌 고유한 서정성의 본질을 탐구합니다. 전후의 상흔을 딛고 눈부신 경제 부흥과 문화적 르네상스를 맞이하던 당대 대중음악계에서, 탈리아비니의 노래는 고전적 품격과 대중적 낭만을 가장 완벽한 균형으로 엮어낸 가교 역할을 하였습니다. 그가 길어 올린 선율들은 당시 청자들에게 고향에 대한 진한 향수이자, 팍팍한 현실을 위무하는 가장 우아한 도피처였습니다. 나폴리의 푸른 바다와 토스카나의 고즈넉한 언덕, 그리고 해 질 무렵 베네치아의 골목길에서 피어오르는 애틋한 연정(戀情)이 그의 목소리를 통해 영원한 생명력을 부여받았습니다.</w:t>
+      </w:r>
+    </w:p>
+    <w:p>
+      <w:pPr>
+        <w:spacing w:line="324" w:lineRule="auto" w:after="120"/>
+      </w:pPr>
+      <w:r>
+        <w:rPr w:rFonts="맑은 고딕">
+          <w:rFonts w:ascii="맑은 고딕" w:hAnsi="맑은 고딕" w:eastAsia="맑은 고딕"/>
+          <w:b w:val="0"/>
+          <w:sz w:val="21"/>
+        </w:rPr>
+        <w:t>탈리아비니가 이 음반을 통해 전하고자 했던 예술적 철학은 '절제의 미학'과 '진실한 감정의 토로'에 맞닿아 있습니다. 그는 기교를 과시하기보다는 단어 하나, 숨소리 하나에 시적 정서를 불어넣으며, 사랑과 이별의 무수한 편린들을 가장 고결한 형태의 로만차로 승화시켰습니다. 세월이 흘러 디지털 음원이 범람하는 현대에 이르러서도 이 음반이 퇴색하지 않는 온기를 내뿜는 이유는, 박제된 완벽함이 아닌 인간 본연의 낭만을 노래한 거장의 진심 어린 예술혼이 아날로그 그루브 속에 고스란히 숨 쉬고 있기 때문입니다.</w:t>
       </w:r>
     </w:p>
     <w:p>
@@ -168,7 +187,7 @@
           <w:b w:val="0"/>
           <w:sz w:val="21"/>
         </w:rPr>
-        <w:t>이탈리아 성악 예술의 중흥기였던 20세기 중반 명문 레이블을 통해 기획된 음반으로, 오페라 무대를 넘어 시대를 아우르며 사랑받아 온 전통적인 이탈리아 로만체와 서정 가곡들을 엄선하여 거장의 원숙한 해석으로 담아낸 기념비적 명반입니다.</w:t>
+        <w:t>1950년대 후반~1960년대 초 이탈리아 RCA Victor 등을 통해 발매되었으며, 이탈리아의 전통 살롱 로만차와 불멸의 가곡들을 엄선하여 당대 최고의 오케스트라 편곡과 함께 정갈하게 담아낸 클래시컬 보컬 명반입니다.</w:t>
       </w:r>
     </w:p>
     <w:p>
@@ -199,7 +218,7 @@
           <w:b w:val="0"/>
           <w:sz w:val="21"/>
         </w:rPr>
-        <w:t>발매 당시 이탈리아 본토는 물론 유럽 전역과 미국 성악 애호가들 사이에서 폭발적인 반응을 이끌어냈으며, 정통 오페라 팬과 대중적 팝·가곡 애호가 층을 동시에 흡수하며 오랜 세월 꾸준히 팔려나간 스테디셀러로 확고한 상업적 성공을 거두었습니다.</w:t>
+        <w:t>발매 직후 이탈리아 본토는 물론 유럽과 북미의 벨칸토 애호가들에게 뜨거운 반향을 일으키며 장기 스테디셀러로 군림하였고, 대중과 평단을 동시에 사로잡은 상업적·예술적 성공작으로 기록되었습니다.</w:t>
       </w:r>
     </w:p>
     <w:p>
@@ -230,7 +249,7 @@
           <w:b w:val="0"/>
           <w:sz w:val="21"/>
         </w:rPr>
-        <w:t>대중가요 차트의 순위를 뛰어넘어, 당대 유수의 음악 평단으로부터 "이탈리아 가곡이 지녀야 할 순수한 벨칸토 미학의 결정체"이자 "로만체 해석의 교과서"라는 만장일치의 상찬과 함께 역사적 명연으로 공인받았습니다.</w:t>
+        <w:t>메트로폴리탄 오페라와 밀라노 라 스칼라 극장을 평정한 최정상 테너의 음반답게, 당시 유럽 유수의 클래식 음반 평론지들로부터 이탈리아 가곡 해석의 교과서라는 극찬을 받으며 벨칸토 명연으로 헌정되었습니다.</w:t>
       </w:r>
     </w:p>
     <w:p>
@@ -337,7 +356,7 @@
           <w:b w:val="0"/>
           <w:sz w:val="21"/>
         </w:rPr>
-        <w:t>솔로 (리릭 테너)</w:t>
+        <w:t>솔로</w:t>
       </w:r>
     </w:p>
     <w:p>
@@ -368,7 +387,7 @@
           <w:b w:val="0"/>
           <w:sz w:val="21"/>
         </w:rPr>
-        <w:t>페루치오 탈리아비니는 밀라노 라 스칼라와 뉴욕 메트로폴리탄 오페라를 사로잡았던 20세기 가장 위대한 리릭 테너 중 한 명입니다. 비단결처럼 부드러운 음색과 숨이 멎을 듯 섬세한 피아니시모 조절력으로 오페라 아리아뿐만 아니라 대중적인 이탈리아 가곡을 최고조의 예술적 경지로 끌어올렸습니다.</w:t>
+        <w:t>20세기 최고의 '테노레 디 그라치아(Tenore di grazia, 우아하고 서정적인 테너)'로 손꼽히는 페루치오 탈리아비니는 비단결 같은 미성과 정교한 메차 보체 기법으로 벨칸토 오페라의 새로운 지평을 열었습니다. 고전 오페라 무대뿐 아니라 이탈리아 로만차와 칸초네를 전 세계에 알리며 성악과 대중가요의 경계를 유려하게 허문 독보적인 보컬 거장입니다.</w:t>
       </w:r>
     </w:p>
     <w:p>
@@ -413,7 +432,7 @@
           <w:b w:val="0"/>
           <w:sz w:val="21"/>
         </w:rPr>
-        <w:t>클래식 성악 기교와 대중적 멜로디가 가장 완벽한 균형을 이룬 성악 음반사(史)의 걸작입니다. 자칫 통속적으로 흐를 수 있는 대중 로만체를 탈리아비니 특유의 고귀한 품격과 벨칸토 양식의 유려함으로 정화하여, 성악 애호가들에게 '가장 품위 있는 크로스오버의 선구적 전형'으로 자리매김하고 있습니다.</w:t>
+        <w:t>성악 예술사에서 순수 벨칸토 오페라 아리아의 기교와 살롱 가곡의 대중적 서정미가 가장 이상적으로 융합된 모범적 앨범입니다. 지나친 과장이나 극단적인 벨팅을 배제하고 섬세한 뉘앙스만으로 드라마를 엮어내어, 후대 테너들의 가곡 해석에 지대한 영향을 끼쳤습니다.</w:t>
       </w:r>
     </w:p>
     <w:p>
@@ -444,7 +463,7 @@
           <w:b w:val="0"/>
           <w:sz w:val="21"/>
         </w:rPr>
-        <w:t>전쟁의 상흔을 딛고 눈부신 경제 부흥을 맞이하던 당대인들에게 이 음반은 아련한 옛 시절의 순수와 잃어버린 서정을 되찾아주는 영혼의 쉼터였습니다. 황혼 녘 지중해의 노천카페와 고즈넉한 골목길에 울려 퍼지던 애틋한 멜로디는 그 시절 청춘들에게는 뜨거운 사랑의 고백이었으며, 오늘날 우리에게는 낭만주의 시대에 대한 짙은 노스탤지어를 불러일으킵니다.</w:t>
+        <w:t>제2차 세계대전 이후 급변하는 현대화의 물결 속에서, 유럽과 아메리카 대륙의 청춘들이 갈망하던 고전적 로맨티시즘과 따스한 남유럽의 정서를 오롯이 품고 있습니다. 흑백의 세월 속에서도 찬란하게 빛나던 이탈리아의 낭만주의가 한 장의 바이닐에 아련한 공기로 응결되어 있습니다.</w:t>
       </w:r>
     </w:p>
     <w:p>
@@ -489,7 +508,7 @@
           <w:b w:val="0"/>
           <w:sz w:val="21"/>
         </w:rPr>
-        <w:t>토스티의 서정미 넘치는 가곡들을 비롯하여 'Non ti scordar di me(나를 잊지 마오)', 'Musica proibita(금지된 음악)' 등 시대를 관통하는 명선율들이 수록되어 있습니다. 과도한 과시적 기교를 배제하고 가사 한마디 한마디에 진심을 담아 속삭이듯 노래하는 그의 음성은 슬픔마저도 한 폭의 수채화처럼 아름답게 승화시킵니다.</w:t>
+        <w:t>앨범을 관통하는 로만차들은 가스탈돈의 〈Musica Proibita(금지된 노래)〉나 토스티의 서정 가곡들을 연상시키는 우아한 선율로 가득 차 있습니다. 특히 은밀하게 속삭이듯 시작해 찬란한 감정의 절정으로 치닫는 탈리아비니 특유의 디누안도(Diminuendo)와 서정적인 레가토는 듣는 이로 하여금 깊은 탄식을 자아내게 합니다.</w:t>
       </w:r>
     </w:p>
     <w:p>
@@ -520,7 +539,7 @@
           <w:b w:val="0"/>
           <w:sz w:val="21"/>
         </w:rPr>
-        <w:t>LP 특유의 은은한 표면 잡음 위로 진공관 앰프의 온기가 더해질 때, 탈리아비니의 벨벳 같은 중음역과 공기 중에 부드럽게 퍼져나가는 고음의 잔향이 극대화됩니다. 턴테이블의 바늘 끝을 타고 흐르는 풍부한 배음은 마치 연주자가 감상자만을 위해 아늑한 살롱에서 헌정 세레나데를 부르는 듯한 친밀한 현장감을 선사합니다.</w:t>
+        <w:t>질감 있는 중역대 재생 능력이 탁월한 진공관 앰프와 중후한 울림의 빈티지 스피커를 매칭할 것을 권합니다. 턴테이블 카트리지가 소리골을 스칠 때 피어오르는 미세한 배음과 아날로그 특유의 잔향은 마치 눈앞의 살롱에서 탈리아비니가 나직이 세레나데를 부르는 듯한 벅찬 현장감을 선사합니다.</w:t>
       </w:r>
     </w:p>
     <w:p>
@@ -551,7 +570,7 @@
           <w:b w:val="0"/>
           <w:sz w:val="21"/>
         </w:rPr>
-        <w:t>디지털 마스터링으로는 결코 온전히 포착해낼 수 없는 아날로그 전성기 시절 성악의 따스한 질감과 거장의 호흡이 고스란히 담겨 있습니다. 이탈리아 벨칸토 황금기의 찬란한 유산을 소유하고자 하는 빈티지 LP 컬렉터라면 반드시 라이브러리에 갖추어야 할 대체 불가능한 소장 가치를 지닙니다.</w:t>
+        <w:t>벨칸토의 황혼기를 가장 영롱하게 빛낸 위대한 테너의 전성기 음성을 최상의 아날로그 마스터링으로 만날 수 있는 희소성 높은 음반입니다. 성악 및 이탈리안 빈티지 LP 컬렉터라면 라이브러리의 중심에 반드시 갖추어 두어야 할 귀중한 음악적 문화유산입니다.</w:t>
       </w:r>
     </w:p>
     <w:p>
@@ -565,7 +584,7 @@
           <w:color w:val="4338CA"/>
           <w:sz w:val="21"/>
         </w:rPr>
-        <w:t>이 음반을 통해 아날로그 턴테이블 위로 피어오르는 탈리아비니의 감미로운 미성과 지중해의 노을빛 낭만이 전해주는 감동을 다시 한번 경험해 보시는 것은 어떨까요?</w:t>
+        <w:t>이 음반을 통해 한 시대를 풍미한 거장의 감미로운 미성과 서정적인 로만차가 전해주는 감동을 다시 한번 경험해 보시는 것은 어떨까요?</w:t>
       </w:r>
     </w:p>
     <w:sectPr>
